--- a/backend/storage/uploads/1_source_source1.docx
+++ b/backend/storage/uploads/1_source_source1.docx
@@ -34,12 +34,6 @@
           <w:rFonts w:hint="eastAsia"/>
         </w:rPr>
       </w:pPr>
-      <w:r>
-        <w:rPr>
-          <w:rFonts w:hint="eastAsia"/>
-        </w:rPr>
-        <w:t>年龄：20</w:t>
-      </w:r>
     </w:p>
     <w:sectPr>
       <w:pgSz w:w="11906" w:h="16838"/>
